--- a/secoes/03_Modelagem_Fotovoltaica/tabelas/docx/Materiais_Tabulares_Secao_03.docx
+++ b/secoes/03_Modelagem_Fotovoltaica/tabelas/docx/Materiais_Tabulares_Secao_03.docx
@@ -28,7 +28,7 @@
     </w:p>
     <w:p>
       <w:r>
-        <w:t>Inserir cada ID somente na subseção indicada; em outras partes, citar sem reproduzir. Numeração original preservada.</w:t>
+        <w:t>Cada item está associado à subseção indicada. Referências em outras partes do capítulo usam o mesmo ID.</w:t>
       </w:r>
     </w:p>
     <w:p>
